--- a/Volume 1/Chapter 02 - Language Fundamentals/SPA_Vol1_Ch2_Project1_Command_Line_Survey_Application.docx
+++ b/Volume 1/Chapter 02 - Language Fundamentals/SPA_Vol1_Ch2_Project1_Command_Line_Survey_Application.docx
@@ -962,7 +962,7 @@
         <w:keepNext/>
       </w:pPr>
       <w:r>
-        <w:t>Save each source and supporting file from this project into the matching path in the project layout. As in Chapter 1, notepad .\c\basic_survey.c creates and opens one: choose Yes, type the file, save it with Ctrl+S, and close Notepad. Then install the TypeScript compiler for this project.</w:t>
+        <w:t>Next, let the tools create each project's settings file. Remember, -o names the project folder; you replace the starter Program.cs with this project's code in the C# section. Remember, go.mod makes the folder a module; its go line shows the Go version you have installed.</w:t>
       </w:r>
     </w:p>
     <w:p>
@@ -973,9 +973,298 @@
     <w:p>
       <w:pPr>
         <w:pStyle w:val="CommandBlock"/>
-      </w:pPr>
-      <w:r>
-        <w:t>npm --prefix .\typescript install --ignore-scripts --no-audit --no-fund</w:t>
+        <w:keepNext/>
+      </w:pPr>
+      <w:r>
+        <w:t>dotnet new console -o .\csharp\BasicSurvey</w:t>
+      </w:r>
+    </w:p>
+    <w:p>
+      <w:pPr>
+        <w:pStyle w:val="CommandBlock"/>
+        <w:keepNext/>
+      </w:pPr>
+      <w:r>
+        <w:t>dotnet new console -o .\csharp\Survey</w:t>
+      </w:r>
+    </w:p>
+    <w:p>
+      <w:pPr>
+        <w:pStyle w:val="CommandBlock"/>
+      </w:pPr>
+      <w:r>
+        <w:t>go -C .\go mod init example.com/surveyapp</w:t>
+      </w:r>
+    </w:p>
+    <w:p>
+      <w:pPr>
+        <w:keepNext/>
+      </w:pPr>
+    </w:p>
+    <w:p>
+      <w:pPr>
+        <w:keepNext/>
+      </w:pPr>
+      <w:r>
+        <w:t>Then make the TypeScript project's package.json. Remember, npm init -y, npm pkg, then npm install, inside .\typescript: Push-Location moves into it and Pop-Location moves back to command-line-survey.</w:t>
+      </w:r>
+    </w:p>
+    <w:p>
+      <w:pPr>
+        <w:keepNext/>
+      </w:pPr>
+    </w:p>
+    <w:p>
+      <w:pPr>
+        <w:pStyle w:val="CommandBlock"/>
+        <w:keepNext/>
+      </w:pPr>
+      <w:r>
+        <w:t>Push-Location .\typescript</w:t>
+      </w:r>
+    </w:p>
+    <w:p>
+      <w:pPr>
+        <w:pStyle w:val="CommandBlock"/>
+        <w:keepNext/>
+      </w:pPr>
+      <w:r>
+        <w:t>npm init -y</w:t>
+      </w:r>
+    </w:p>
+    <w:p>
+      <w:pPr>
+        <w:pStyle w:val="CommandBlock"/>
+        <w:keepNext/>
+      </w:pPr>
+      <w:r>
+        <w:t>npm pkg set name=survey-typescript type=module</w:t>
+      </w:r>
+    </w:p>
+    <w:p>
+      <w:pPr>
+        <w:pStyle w:val="CommandBlock"/>
+        <w:keepNext/>
+      </w:pPr>
+      <w:r>
+        <w:t>npm pkg set private=true --json</w:t>
+      </w:r>
+    </w:p>
+    <w:p>
+      <w:pPr>
+        <w:pStyle w:val="CommandBlock"/>
+        <w:keepNext/>
+      </w:pPr>
+      <w:r>
+        <w:t>npm pkg set "scripts.check=tsc --noEmit" "scripts.build=tsc --noEmitOnError"</w:t>
+      </w:r>
+    </w:p>
+    <w:p>
+      <w:pPr>
+        <w:pStyle w:val="CommandBlock"/>
+        <w:keepNext/>
+      </w:pPr>
+      <w:r>
+        <w:t>npm pkg delete version description main keywords author license scripts.test</w:t>
+      </w:r>
+    </w:p>
+    <w:p>
+      <w:pPr>
+        <w:pStyle w:val="CommandBlock"/>
+        <w:keepNext/>
+      </w:pPr>
+      <w:r>
+        <w:t>npm install --save-dev --save-exact typescript@7.0.2 @types/node@24.13.5 `</w:t>
+      </w:r>
+    </w:p>
+    <w:p>
+      <w:pPr>
+        <w:pStyle w:val="CommandBlock"/>
+        <w:keepNext/>
+      </w:pPr>
+      <w:r>
+        <w:t xml:space="preserve">    --ignore-scripts --no-audit --no-fund</w:t>
+      </w:r>
+    </w:p>
+    <w:p>
+      <w:pPr>
+        <w:pStyle w:val="CommandBlock"/>
+      </w:pPr>
+      <w:r>
+        <w:t>Pop-Location</w:t>
+      </w:r>
+    </w:p>
+    <w:p>
+      <w:pPr>
+        <w:keepNext/>
+      </w:pPr>
+    </w:p>
+    <w:p>
+      <w:r>
+        <w:t>Then type the TypeScript compiler settings. As in Chapter 1, notepad .\typescript\tsconfig.json creates and opens the file: choose Yes, type the file, save it with Ctrl+S, and close Notepad.</w:t>
+      </w:r>
+    </w:p>
+    <w:p>
+      <w:pPr>
+        <w:keepNext/>
+      </w:pPr>
+    </w:p>
+    <w:p>
+      <w:pPr>
+        <w:pStyle w:val="Heading3"/>
+      </w:pPr>
+      <w:r>
+        <w:t>typescript/tsconfig.json</w:t>
+      </w:r>
+    </w:p>
+    <w:p>
+      <w:pPr>
+        <w:pStyle w:val="SourceCode"/>
+        <w:keepNext/>
+      </w:pPr>
+      <w:r>
+        <w:t>{</w:t>
+      </w:r>
+    </w:p>
+    <w:p>
+      <w:pPr>
+        <w:pStyle w:val="SourceCode"/>
+        <w:keepNext/>
+      </w:pPr>
+      <w:r>
+        <w:t xml:space="preserve">  "compilerOptions": {</w:t>
+      </w:r>
+    </w:p>
+    <w:p>
+      <w:pPr>
+        <w:pStyle w:val="SourceCode"/>
+      </w:pPr>
+      <w:r>
+        <w:t xml:space="preserve">    "target": "ES2022",</w:t>
+      </w:r>
+    </w:p>
+    <w:p>
+      <w:pPr>
+        <w:pStyle w:val="SourceCode"/>
+      </w:pPr>
+      <w:r>
+        <w:t xml:space="preserve">    "module": "NodeNext",</w:t>
+      </w:r>
+    </w:p>
+    <w:p>
+      <w:pPr>
+        <w:pStyle w:val="SourceCode"/>
+      </w:pPr>
+      <w:r>
+        <w:t xml:space="preserve">    "moduleResolution": "NodeNext",</w:t>
+      </w:r>
+    </w:p>
+    <w:p>
+      <w:pPr>
+        <w:pStyle w:val="SourceCode"/>
+      </w:pPr>
+      <w:r>
+        <w:t xml:space="preserve">    "rootDir": "src",</w:t>
+      </w:r>
+    </w:p>
+    <w:p>
+      <w:pPr>
+        <w:pStyle w:val="SourceCode"/>
+      </w:pPr>
+      <w:r>
+        <w:t xml:space="preserve">    "outDir": "dist",</w:t>
+      </w:r>
+    </w:p>
+    <w:p>
+      <w:pPr>
+        <w:pStyle w:val="SourceCode"/>
+      </w:pPr>
+      <w:r>
+        <w:t xml:space="preserve">    "strict": true,</w:t>
+      </w:r>
+    </w:p>
+    <w:p>
+      <w:pPr>
+        <w:pStyle w:val="SourceCode"/>
+      </w:pPr>
+      <w:r>
+        <w:t xml:space="preserve">    "types": [</w:t>
+      </w:r>
+    </w:p>
+    <w:p>
+      <w:pPr>
+        <w:pStyle w:val="SourceCode"/>
+      </w:pPr>
+      <w:r>
+        <w:t xml:space="preserve">      "node"</w:t>
+      </w:r>
+    </w:p>
+    <w:p>
+      <w:pPr>
+        <w:pStyle w:val="SourceCode"/>
+      </w:pPr>
+      <w:r>
+        <w:t xml:space="preserve">    ],</w:t>
+      </w:r>
+    </w:p>
+    <w:p>
+      <w:pPr>
+        <w:pStyle w:val="SourceCode"/>
+      </w:pPr>
+      <w:r>
+        <w:t xml:space="preserve">    "moduleDetection": "force"</w:t>
+      </w:r>
+    </w:p>
+    <w:p>
+      <w:pPr>
+        <w:pStyle w:val="SourceCode"/>
+      </w:pPr>
+      <w:r>
+        <w:t xml:space="preserve">  },</w:t>
+      </w:r>
+    </w:p>
+    <w:p>
+      <w:pPr>
+        <w:pStyle w:val="SourceCode"/>
+      </w:pPr>
+      <w:r>
+        <w:t xml:space="preserve">  "include": [</w:t>
+      </w:r>
+    </w:p>
+    <w:p>
+      <w:pPr>
+        <w:pStyle w:val="SourceCode"/>
+        <w:keepNext/>
+      </w:pPr>
+      <w:r>
+        <w:t xml:space="preserve">    "src/**/*.ts"</w:t>
+      </w:r>
+    </w:p>
+    <w:p>
+      <w:pPr>
+        <w:pStyle w:val="SourceCode"/>
+        <w:keepNext/>
+      </w:pPr>
+      <w:r>
+        <w:t xml:space="preserve">  ]</w:t>
+      </w:r>
+    </w:p>
+    <w:p>
+      <w:pPr>
+        <w:pStyle w:val="SourceCode"/>
+      </w:pPr>
+      <w:r>
+        <w:t>}</w:t>
+      </w:r>
+    </w:p>
+    <w:p>
+      <w:pPr>
+        <w:keepNext/>
+      </w:pPr>
+    </w:p>
+    <w:p>
+      <w:r>
+        <w:t>You save each source file in its language's section below, as each is shown, the same way.</w:t>
       </w:r>
     </w:p>
     <w:p>
@@ -1054,7 +1343,7 @@
         <w:keepNext/>
       </w:pPr>
       <w:r>
-        <w:t>Save each source and supporting file from this project into the matching path in the project layout. As in Chapter 1, nano ./c/basic_survey.c creates and opens one: type the file, then save and close it with Ctrl+O, Enter, then Ctrl+X. Then install the TypeScript compiler for this project.</w:t>
+        <w:t>Then create the C#, Go, and TypeScript project files with the same commands as on Windows; cd moves into ./typescript for the npm lines, and cd .. moves back.</w:t>
       </w:r>
     </w:p>
     <w:p>
@@ -1065,9 +1354,118 @@
     <w:p>
       <w:pPr>
         <w:pStyle w:val="CommandBlock"/>
-      </w:pPr>
-      <w:r>
-        <w:t>npm --prefix ./typescript install --ignore-scripts --no-audit --no-fund</w:t>
+        <w:keepNext/>
+      </w:pPr>
+      <w:r>
+        <w:t>dotnet new console -o ./csharp/BasicSurvey</w:t>
+      </w:r>
+    </w:p>
+    <w:p>
+      <w:pPr>
+        <w:pStyle w:val="CommandBlock"/>
+        <w:keepNext/>
+      </w:pPr>
+      <w:r>
+        <w:t>dotnet new console -o ./csharp/Survey</w:t>
+      </w:r>
+    </w:p>
+    <w:p>
+      <w:pPr>
+        <w:pStyle w:val="CommandBlock"/>
+        <w:keepNext/>
+      </w:pPr>
+      <w:r>
+        <w:t>go -C ./go mod init example.com/surveyapp</w:t>
+      </w:r>
+    </w:p>
+    <w:p>
+      <w:pPr>
+        <w:pStyle w:val="CommandBlock"/>
+        <w:keepNext/>
+      </w:pPr>
+      <w:r>
+        <w:t>cd ./typescript</w:t>
+      </w:r>
+    </w:p>
+    <w:p>
+      <w:pPr>
+        <w:pStyle w:val="CommandBlock"/>
+        <w:keepNext/>
+      </w:pPr>
+      <w:r>
+        <w:t>npm init -y</w:t>
+      </w:r>
+    </w:p>
+    <w:p>
+      <w:pPr>
+        <w:pStyle w:val="CommandBlock"/>
+        <w:keepNext/>
+      </w:pPr>
+      <w:r>
+        <w:t>npm pkg set name=survey-typescript type=module</w:t>
+      </w:r>
+    </w:p>
+    <w:p>
+      <w:pPr>
+        <w:pStyle w:val="CommandBlock"/>
+        <w:keepNext/>
+      </w:pPr>
+      <w:r>
+        <w:t>npm pkg set private=true --json</w:t>
+      </w:r>
+    </w:p>
+    <w:p>
+      <w:pPr>
+        <w:pStyle w:val="CommandBlock"/>
+        <w:keepNext/>
+      </w:pPr>
+      <w:r>
+        <w:t>npm pkg set "scripts.check=tsc --noEmit" "scripts.build=tsc --noEmitOnError"</w:t>
+      </w:r>
+    </w:p>
+    <w:p>
+      <w:pPr>
+        <w:pStyle w:val="CommandBlock"/>
+        <w:keepNext/>
+      </w:pPr>
+      <w:r>
+        <w:t>npm pkg delete version description main keywords author license scripts.test</w:t>
+      </w:r>
+    </w:p>
+    <w:p>
+      <w:pPr>
+        <w:pStyle w:val="CommandBlock"/>
+        <w:keepNext/>
+      </w:pPr>
+      <w:r>
+        <w:t>npm install --save-dev --save-exact typescript@7.0.2 @types/node@24.13.5 \</w:t>
+      </w:r>
+    </w:p>
+    <w:p>
+      <w:pPr>
+        <w:pStyle w:val="CommandBlock"/>
+        <w:keepNext/>
+      </w:pPr>
+      <w:r>
+        <w:t xml:space="preserve">    --ignore-scripts --no-audit --no-fund</w:t>
+      </w:r>
+    </w:p>
+    <w:p>
+      <w:pPr>
+        <w:pStyle w:val="CommandBlock"/>
+      </w:pPr>
+      <w:r>
+        <w:t>cd ..</w:t>
+      </w:r>
+    </w:p>
+    <w:p>
+      <w:pPr>
+        <w:keepNext/>
+      </w:pPr>
+    </w:p>
+    <w:p>
+      <w:r>
+        <w:t>Type typescript/tsconfig.json exactly as shown in the Windows setup. You save each source file in its language's section below, as each is shown. As in Chapter 1, nano ./c/basic_survey.c creates and opens one: type the file, then save and close it with Ctrl+O, Enter, then Ctrl+X.</w:t>
       </w:r>
     </w:p>
     <w:p>
@@ -22510,7 +22908,7 @@
     </w:p>
     <w:p>
       <w:r>
-        <w:t>These files are the same as in Lesson 2.12, except that the project names change and go.mod names this project's Go module, example.com/surveyapp.</w:t>
+        <w:t>These are the files the setup commands wrote, shown here so you can check yours. Your go line shows your own Go version, and the blank lines and the order of the package.json fields may differ.</w:t>
       </w:r>
     </w:p>
     <w:p>
@@ -22848,164 +23246,6 @@
       </w:pPr>
       <w:r>
         <w:t xml:space="preserve">  }</w:t>
-      </w:r>
-    </w:p>
-    <w:p>
-      <w:pPr>
-        <w:pStyle w:val="SourceCode"/>
-      </w:pPr>
-      <w:r>
-        <w:t>}</w:t>
-      </w:r>
-    </w:p>
-    <w:p>
-      <w:pPr>
-        <w:keepNext/>
-      </w:pPr>
-    </w:p>
-    <w:p>
-      <w:pPr>
-        <w:keepNext/>
-      </w:pPr>
-    </w:p>
-    <w:p>
-      <w:pPr>
-        <w:pStyle w:val="Heading2"/>
-      </w:pPr>
-      <w:r>
-        <w:t>typescript/tsconfig.json</w:t>
-      </w:r>
-    </w:p>
-    <w:p>
-      <w:pPr>
-        <w:pStyle w:val="SourceCode"/>
-        <w:keepNext/>
-      </w:pPr>
-      <w:r>
-        <w:t>{</w:t>
-      </w:r>
-    </w:p>
-    <w:p>
-      <w:pPr>
-        <w:pStyle w:val="SourceCode"/>
-        <w:keepNext/>
-      </w:pPr>
-      <w:r>
-        <w:t xml:space="preserve">  "compilerOptions": {</w:t>
-      </w:r>
-    </w:p>
-    <w:p>
-      <w:pPr>
-        <w:pStyle w:val="SourceCode"/>
-      </w:pPr>
-      <w:r>
-        <w:t xml:space="preserve">    "target": "ES2022",</w:t>
-      </w:r>
-    </w:p>
-    <w:p>
-      <w:pPr>
-        <w:pStyle w:val="SourceCode"/>
-      </w:pPr>
-      <w:r>
-        <w:t xml:space="preserve">    "module": "NodeNext",</w:t>
-      </w:r>
-    </w:p>
-    <w:p>
-      <w:pPr>
-        <w:pStyle w:val="SourceCode"/>
-      </w:pPr>
-      <w:r>
-        <w:t xml:space="preserve">    "moduleResolution": "NodeNext",</w:t>
-      </w:r>
-    </w:p>
-    <w:p>
-      <w:pPr>
-        <w:pStyle w:val="SourceCode"/>
-      </w:pPr>
-      <w:r>
-        <w:t xml:space="preserve">    "rootDir": "src",</w:t>
-      </w:r>
-    </w:p>
-    <w:p>
-      <w:pPr>
-        <w:pStyle w:val="SourceCode"/>
-      </w:pPr>
-      <w:r>
-        <w:t xml:space="preserve">    "outDir": "dist",</w:t>
-      </w:r>
-    </w:p>
-    <w:p>
-      <w:pPr>
-        <w:pStyle w:val="SourceCode"/>
-      </w:pPr>
-      <w:r>
-        <w:t xml:space="preserve">    "strict": true,</w:t>
-      </w:r>
-    </w:p>
-    <w:p>
-      <w:pPr>
-        <w:pStyle w:val="SourceCode"/>
-      </w:pPr>
-      <w:r>
-        <w:t xml:space="preserve">    "types": [</w:t>
-      </w:r>
-    </w:p>
-    <w:p>
-      <w:pPr>
-        <w:pStyle w:val="SourceCode"/>
-      </w:pPr>
-      <w:r>
-        <w:t xml:space="preserve">      "node"</w:t>
-      </w:r>
-    </w:p>
-    <w:p>
-      <w:pPr>
-        <w:pStyle w:val="SourceCode"/>
-      </w:pPr>
-      <w:r>
-        <w:t xml:space="preserve">    ],</w:t>
-      </w:r>
-    </w:p>
-    <w:p>
-      <w:pPr>
-        <w:pStyle w:val="SourceCode"/>
-      </w:pPr>
-      <w:r>
-        <w:t xml:space="preserve">    "moduleDetection": "force"</w:t>
-      </w:r>
-    </w:p>
-    <w:p>
-      <w:pPr>
-        <w:pStyle w:val="SourceCode"/>
-      </w:pPr>
-      <w:r>
-        <w:t xml:space="preserve">  },</w:t>
-      </w:r>
-    </w:p>
-    <w:p>
-      <w:pPr>
-        <w:pStyle w:val="SourceCode"/>
-      </w:pPr>
-      <w:r>
-        <w:t xml:space="preserve">  "include": [</w:t>
-      </w:r>
-    </w:p>
-    <w:p>
-      <w:pPr>
-        <w:pStyle w:val="SourceCode"/>
-        <w:keepNext/>
-      </w:pPr>
-      <w:r>
-        <w:t xml:space="preserve">    "src/**/*.ts"</w:t>
-      </w:r>
-    </w:p>
-    <w:p>
-      <w:pPr>
-        <w:pStyle w:val="SourceCode"/>
-        <w:keepNext/>
-      </w:pPr>
-      <w:r>
-        <w:t xml:space="preserve">  ]</w:t>
       </w:r>
     </w:p>
     <w:p>
@@ -24959,31 +25199,31 @@
       </w:rPr>
     </w:lvl>
   </w:abstractNum>
-  <w:num w:numId="1" w16cid:durableId="1160922041">
+  <w:num w:numId="1" w16cid:durableId="1646426070">
     <w:abstractNumId w:val="8"/>
   </w:num>
-  <w:num w:numId="2" w16cid:durableId="216286756">
+  <w:num w:numId="2" w16cid:durableId="218905849">
     <w:abstractNumId w:val="6"/>
   </w:num>
-  <w:num w:numId="3" w16cid:durableId="1982731208">
+  <w:num w:numId="3" w16cid:durableId="2108772633">
     <w:abstractNumId w:val="5"/>
   </w:num>
-  <w:num w:numId="4" w16cid:durableId="1045249531">
+  <w:num w:numId="4" w16cid:durableId="966818300">
     <w:abstractNumId w:val="4"/>
   </w:num>
-  <w:num w:numId="5" w16cid:durableId="680933974">
+  <w:num w:numId="5" w16cid:durableId="18505508">
     <w:abstractNumId w:val="7"/>
   </w:num>
-  <w:num w:numId="6" w16cid:durableId="1294365878">
+  <w:num w:numId="6" w16cid:durableId="641498234">
     <w:abstractNumId w:val="3"/>
   </w:num>
-  <w:num w:numId="7" w16cid:durableId="1557156953">
+  <w:num w:numId="7" w16cid:durableId="591623143">
     <w:abstractNumId w:val="2"/>
   </w:num>
-  <w:num w:numId="8" w16cid:durableId="215243366">
+  <w:num w:numId="8" w16cid:durableId="1062170593">
     <w:abstractNumId w:val="1"/>
   </w:num>
-  <w:num w:numId="9" w16cid:durableId="428815989">
+  <w:num w:numId="9" w16cid:durableId="755172919">
     <w:abstractNumId w:val="0"/>
   </w:num>
 </w:numbering>

--- a/Volume 1/Chapter 02 - Language Fundamentals/SPA_Vol1_Ch2_Project1_Command_Line_Survey_Application.docx
+++ b/Volume 1/Chapter 02 - Language Fundamentals/SPA_Vol1_Ch2_Project1_Command_Line_Survey_Application.docx
@@ -95,10 +95,7 @@
     </w:p>
     <w:p>
       <w:r>
-        <w:t>Every Chapter 2 lesson built one small piece, and real programs are made of exactly these pieces working together: questions, stored answers, a decision, a loop, records in a collection, a module, error reporting, and a time stamp. Putting them into one program shows how they fit: the loop decides how many records there are, the error check decides whether a summary may be printed at all, and the module keeps the rules for a server in one place. A survey like this is also how many operations tools start: co</w:t>
-      </w:r>
-      <w:r>
-        <w:t>llect a few facts from a person, check them, and report them in one consistent shape.</w:t>
+        <w:t>Every Chapter 2 lesson built one small piece, and real programs are made of exactly these pieces working together: questions, stored answers, a decision, a loop, records in a collection, a module, error reporting, and a time stamp. Putting them into one program shows how they fit: the loop decides how many records there are, the error check decides whether a summary may be printed at all, and the module keeps the rules for a server in one place. A survey like this is also how many operations tools start: collect a few facts from a person, check them, and report them in one consistent shape.</w:t>
       </w:r>
     </w:p>
     <w:p>
@@ -1493,10 +1490,7 @@
     </w:p>
     <w:p>
       <w:r>
-        <w:t>C keeps each server's answers in a struct Server. Its text fields are char arrays inside the record, not the const char * of Lesson 2.10: every answer is read into an array that the next pass of the loop creates again, so the record keeps its own copy, made by create_server with snprintf. The collection is Lesson 2.7's array with room to spare plus a count: room for 8 records. C's array cannot grow, so the loop stops after 8 servers even if the answer is yes; the other languages' collections grow, so this i</w:t>
-      </w:r>
-      <w:r>
-        <w:t>s the one place C's survey differs.</w:t>
+        <w:t>C keeps each server's answers in a struct Server. Its text fields are char arrays inside the record, not the const char * of Lesson 2.10: every answer is read into an array that the next pass of the loop creates again, so the record keeps its own copy, made by create_server with snprintf. The collection is Lesson 2.7's array with room to spare plus a count: room for 8 records. C's array cannot grow, so the loop stops after 8 servers even if the answer is yes; the other languages' collections grow, so this is the one place C's survey differs.</w:t>
       </w:r>
     </w:p>
     <w:p>
@@ -3064,10 +3058,7 @@
     </w:p>
     <w:p>
       <w:r>
-        <w:t>The production-minded version asks the same questions and prints the same summary, but organizes the code into a module and an entry file, as Lesson 2.10 did, and checks the port's range. Its port rules use named constants, as Lesson 2.4's Production-Minded version did, and read_answer now also reports whether the input had ended, as Lesson 2.11's did, so main checks the answers before using them. survey.h declares the Server record, parse_port's return codes as the enum PortStatus, and the public functions</w:t>
-      </w:r>
-      <w:r>
-        <w:t>; survey.c holds their bodies, the named port constants, and classify_port, now static, so it is private to the module; main.c holds only the loop and the summary. parse_port is Lesson 2.11's, with its 1 to 65535 range rule, and main chooses the Error line with a switch on its return code, as Lesson 2.4 did.</w:t>
+        <w:t>The production-minded version asks the same questions and prints the same summary, but organizes the code into a module and an entry file, as Lesson 2.10 did, and checks the port's range. Its port rules use named constants, as Lesson 2.4's Production-Minded version did, and read_answer now also reports whether the input had ended, as Lesson 2.11's did, so main checks the answers before using them. survey.h declares the Server record, parse_port's return codes as the enum PortStatus, and the public functions; survey.c holds their bodies, the named port constants, and classify_port, now static, so it is private to the module; main.c holds only the loop and the summary. parse_port is Lesson 2.11's, with its 1 to 65535 range rule, and main chooses the Error line with a switch on its return code, as Lesson 2.4 did.</w:t>
       </w:r>
     </w:p>
     <w:p>
@@ -5511,10 +5502,7 @@
     </w:p>
     <w:p>
       <w:r>
-        <w:t>Both versions ask the same questions, store the same records in a collection, stop the same way, and print the same summary. The Basic version keeps everything in one file and converts the port inline, so any whole number is accepted. The Production-Minded version moves the record and the functions that read, check, and print the answers into survey.h and survey.c, keeps only the loop and the summary in main.c, and converts the port with parse_port, which also rejects numbers outside 1 to 65535. It also che</w:t>
-      </w:r>
-      <w:r>
-        <w:t>cks that the input had not ended before each answer arrived; the Basic version leaves that unchecked.</w:t>
+        <w:t>Both versions ask the same questions, store the same records in a collection, stop the same way, and print the same summary. The Basic version keeps everything in one file and converts the port inline, so any whole number is accepted. The Production-Minded version moves the record and the functions that read, check, and print the answers into survey.h and survey.c, keeps only the loop and the summary in main.c, and converts the port with parse_port, which also rejects numbers outside 1 to 65535. It also checks that the input had not ended before each answer arrived; the Basic version leaves that unchecked.</w:t>
       </w:r>
     </w:p>
     <w:p>
@@ -5542,10 +5530,7 @@
     </w:p>
     <w:p>
       <w:r>
-        <w:t xml:space="preserve">C++ keeps each server's answers in a struct Server with std::string fields, which own their text, and the collection is a std::vector&lt;Server&gt; that grows with push_back, as in Lesson 2.7. The summary's for-each loop writes const Server &amp;server: the &amp; makes server the record in the vector itself rather than a copy, as Lesson 2.7's reference parameter did. Without the &amp;, each pass copies a record: Server server builds and copies silently, and const Server server makes g++ warn that the loop variable creates a </w:t>
-      </w:r>
-      <w:r>
-        <w:t>copy, which -Werror turns into a failed build. printServer takes const Server &amp;server for the same reason.</w:t>
+        <w:t>C++ keeps each server's answers in a struct Server with std::string fields, which own their text, and the collection is a std::vector&lt;Server&gt; that grows with push_back, as in Lesson 2.7. The summary's for-each loop writes const Server &amp;server: the &amp; makes server the record in the vector itself rather than a copy, as Lesson 2.7's reference parameter did. Without the &amp;, each pass copies a record: Server server builds and copies silently, and const Server server makes g++ warn that the loop variable creates a copy, which -Werror turns into a failed build. printServer takes const Server &amp;server for the same reason.</w:t>
       </w:r>
     </w:p>
     <w:p>
@@ -7041,10 +7026,7 @@
     </w:p>
     <w:p>
       <w:r>
-        <w:t>The production-minded version asks the same questions and prints the same summary, but organizes the code into a module and an entry file, as Lesson 2.10 did, and checks the port's range. Its port rules use named constants, as Lesson 2.4's Production-Minded version did, and readAnswer now also reports whether the input had ended, as Lesson 2.11's did, so main checks the answers before using them. survey.h declares the Server record and the public functions; survey.cpp holds their bodies, the named port cons</w:t>
-      </w:r>
-      <w:r>
-        <w:t>tants, and classifyPort, now static, so it is private to the module; main.cpp holds only the loop and the summary. parsePort is Lesson 2.11's, with its 1 to 65535 range rule, and throws on a failure.</w:t>
+        <w:t>The production-minded version asks the same questions and prints the same summary, but organizes the code into a module and an entry file, as Lesson 2.10 did, and checks the port's range. Its port rules use named constants, as Lesson 2.4's Production-Minded version did, and readAnswer now also reports whether the input had ended, as Lesson 2.11's did, so main checks the answers before using them. survey.h declares the Server record and the public functions; survey.cpp holds their bodies, the named port constants, and classifyPort, now static, so it is private to the module; main.cpp holds only the loop and the summary. parsePort is Lesson 2.11's, with its 1 to 65535 range rule, and throws on a failure.</w:t>
       </w:r>
     </w:p>
     <w:p>
@@ -9249,10 +9231,7 @@
     </w:p>
     <w:p>
       <w:r>
-        <w:t xml:space="preserve">Both versions ask the same questions, store the same records in a collection, stop the same way, and print the same summary. The Basic version keeps everything in one file and converts the port inline, so any whole number is accepted. The Production-Minded version moves the record and the functions that read, check, and print the answers into survey.h and survey.cpp, keeps only the loop and the summary in main.cpp, and converts the port with parsePort, which also rejects numbers outside 1 to 65535. It also </w:t>
-      </w:r>
-      <w:r>
-        <w:t>checks that the input had not ended before each answer arrived; the Basic version leaves that unchecked.</w:t>
+        <w:t>Both versions ask the same questions, store the same records in a collection, stop the same way, and print the same summary. The Basic version keeps everything in one file and converts the port inline, so any whole number is accepted. The Production-Minded version moves the record and the functions that read, check, and print the answers into survey.h and survey.cpp, keeps only the loop and the summary in main.cpp, and converts the port with parsePort, which also rejects numbers outside 1 to 65535. It also checks that the input had not ended before each answer arrived; the Basic version leaves that unchecked.</w:t>
       </w:r>
     </w:p>
     <w:p>
@@ -10421,10 +10400,7 @@
     </w:p>
     <w:p>
       <w:r>
-        <w:t>dotnet build shows its progress first and ends with a line such as Build succeeded in 1.2s (your time differs); those lines are not part of the program's output. The block runs the program twice. Each run asks its questions one at a time: type each answer and press Enter. After each run, $LASTEXITCODE (echo $? on Linux or macOS) prints the exit code the program ended with. Your screen must show these lines, with the same spelling, spacing, and capitalization. Only the Completed line differs: it shows the mo</w:t>
-      </w:r>
-      <w:r>
-        <w:t>ment your survey finished, in UTC, and this sample was taken at 12:05 UTC on 2026-09-30.</w:t>
+        <w:t>dotnet build shows its progress first and ends with a line such as Build succeeded in 1.2s (your time differs); those lines are not part of the program's output. The block runs the program twice. Each run asks its questions one at a time: type each answer and press Enter. After each run, $LASTEXITCODE (echo $? on Linux or macOS) prints the exit code the program ended with. Your screen must show these lines, with the same spelling, spacing, and capitalization. Only the Completed line differs: it shows the moment your survey finished, in UTC, and this sample was taken at 12:05 UTC on 2026-09-30.</w:t>
       </w:r>
     </w:p>
     <w:p>
@@ -10785,10 +10761,7 @@
     </w:p>
     <w:p>
       <w:r>
-        <w:t>The production-minded version asks the same questions and prints the same summary, but organizes the code into a module and an entry file, as Lesson 2.10 did, and checks the port's range. Its port rules use named constants, as Lesson 2.4's Production-Minded version did, and ReadAnswer now also reports whether the input had ended, as Lesson 2.11's did, so Main checks the answers before using them. Survey.cs holds the Server class and the static class SurveyModule, whose public methods are ReadAnswer, ParsePo</w:t>
-      </w:r>
-      <w:r>
-        <w:t>rt, and PrintServer; ClassifyPort and the named port constants are private to SurveyModule. Program.cs holds only the loop and the summary. ParsePort is Lesson 2.11's, with its 1 to 65535 range rule, and throws on a failure.</w:t>
+        <w:t>The production-minded version asks the same questions and prints the same summary, but organizes the code into a module and an entry file, as Lesson 2.10 did, and checks the port's range. Its port rules use named constants, as Lesson 2.4's Production-Minded version did, and ReadAnswer now also reports whether the input had ended, as Lesson 2.11's did, so Main checks the answers before using them. Survey.cs holds the Server class and the static class SurveyModule, whose public methods are ReadAnswer, ParsePort, and PrintServer; ClassifyPort and the named port constants are private to SurveyModule. Program.cs holds only the loop and the summary. ParsePort is Lesson 2.11's, with its 1 to 65535 range rule, and throws on a failure.</w:t>
       </w:r>
     </w:p>
     <w:p>
@@ -12297,10 +12270,7 @@
     </w:p>
     <w:p>
       <w:r>
-        <w:t xml:space="preserve">dotnet build shows its progress first and ends with a line such as Build succeeded in 1.2s (your time differs); those lines are not part of the program's output. The block runs the program three times. Each run asks its questions one at a time: type each answer and press Enter. After each run, $LASTEXITCODE (echo $? on Linux or macOS) prints the exit code the program ended with. Your screen must show these lines, with the same spelling, spacing, and capitalization. Only the Completed line differs: it shows </w:t>
-      </w:r>
-      <w:r>
-        <w:t>the moment your survey finished, in UTC, and this sample was taken at 12:05 UTC on 2026-09-30.</w:t>
+        <w:t>dotnet build shows its progress first and ends with a line such as Build succeeded in 1.2s (your time differs); those lines are not part of the program's output. The block runs the program three times. Each run asks its questions one at a time: type each answer and press Enter. After each run, $LASTEXITCODE (echo $? on Linux or macOS) prints the exit code the program ended with. Your screen must show these lines, with the same spelling, spacing, and capitalization. Only the Completed line differs: it shows the moment your survey finished, in UTC, and this sample was taken at 12:05 UTC on 2026-09-30.</w:t>
       </w:r>
     </w:p>
     <w:p>
@@ -12940,10 +12910,7 @@
     </w:p>
     <w:p>
       <w:r>
-        <w:t xml:space="preserve">Both versions ask the same questions, store the same records in a collection, stop the same way, and print the same summary. The Basic version keeps everything in one file and converts the port inline, so any whole number is accepted. The Production-Minded version moves the record and the functions that read, check, and print the answers into Survey.cs, keeps only the loop and the summary in Program.cs, and converts the port with ParsePort, which also rejects numbers outside 1 to 65535. It also checks that </w:t>
-      </w:r>
-      <w:r>
-        <w:t>the input had not ended before each answer arrived; the Basic version leaves that unchecked.</w:t>
+        <w:t>Both versions ask the same questions, store the same records in a collection, stop the same way, and print the same summary. The Basic version keeps everything in one file and converts the port inline, so any whole number is accepted. The Production-Minded version moves the record and the functions that read, check, and print the answers into Survey.cs, keeps only the loop and the summary in Program.cs, and converts the port with ParsePort, which also rejects numbers outside 1 to 65535. It also checks that the input had not ended before each answer arrived; the Basic version leaves that unchecked.</w:t>
       </w:r>
     </w:p>
     <w:p>
@@ -14372,10 +14339,7 @@
     </w:p>
     <w:p>
       <w:r>
-        <w:t>The production-minded version asks the same questions and prints the same summary, but organizes the code into a module and an entry file, as Lesson 2.10 did, and checks the port's range. Its port rules use named constants, as Lesson 2.4's Production-Minded version did, and ReadAnswer now also reports whether the input had ended, as Lesson 2.11's did, so main checks the answers before using them. .\go\survey\survey.go is the survey package: the Server record and the exported ReadAnswer, ParsePort, CreateSer</w:t>
-      </w:r>
-      <w:r>
-        <w:t>ver, and PrintServer, with classifyPort and the named port constants lowercase, so they stay inside the package. .\go\main.go holds only the loop and the summary. ParsePort is Lesson 2.11's, with its 1 to 65535 range rule, and returns an error value on a failure.</w:t>
+        <w:t>The production-minded version asks the same questions and prints the same summary, but organizes the code into a module and an entry file, as Lesson 2.10 did, and checks the port's range. Its port rules use named constants, as Lesson 2.4's Production-Minded version did, and ReadAnswer now also reports whether the input had ended, as Lesson 2.11's did, so main checks the answers before using them. .\go\survey\survey.go is the survey package: the Server record and the exported ReadAnswer, ParsePort, CreateServer, and PrintServer, with classifyPort and the named port constants lowercase, so they stay inside the package. .\go\main.go holds only the loop and the summary. ParsePort is Lesson 2.11's, with its 1 to 65535 range rule, and returns an error value on a failure.</w:t>
       </w:r>
     </w:p>
     <w:p>
@@ -16346,10 +16310,7 @@
     </w:p>
     <w:p>
       <w:r>
-        <w:t>Both versions ask the same questions, store the same records in a collection, stop the same way, and print the same summary. The Basic version keeps everything in one file and converts the port inline, so any whole number is accepted. The Production-Minded version moves the record and the functions that read, check, and print the answers into survey.go, keeps only the loop and the summary in main.go, and converts the port with ParsePort, which also rejects numbers outside 1 to 65535. It also checks that the</w:t>
-      </w:r>
-      <w:r>
-        <w:t xml:space="preserve"> input had not ended before each answer arrived; the Basic version leaves that unchecked.</w:t>
+        <w:t>Both versions ask the same questions, store the same records in a collection, stop the same way, and print the same summary. The Basic version keeps everything in one file and converts the port inline, so any whole number is accepted. The Production-Minded version moves the record and the functions that read, check, and print the answers into survey.go, keeps only the loop and the summary in main.go, and converts the port with ParsePort, which also rejects numbers outside 1 to 65535. It also checks that the input had not ended before each answer arrived; the Basic version leaves that unchecked.</w:t>
       </w:r>
     </w:p>
     <w:p>
@@ -17619,10 +17580,7 @@
     </w:p>
     <w:p>
       <w:r>
-        <w:t>The production-minded version asks the same questions and prints the same summary, but organizes the code into a module and an entry file, as Lesson 2.10 did, and checks the port's range. Its port rules use named constants, as Lesson 2.4's Production-Minded version did, and read_answer now also reports whether the input had ended, as Lesson 2.11's did, so main checks the answers before using them. survey.py holds the named port constants, the Server class, read_answer, parse_port, print_server, and the priv</w:t>
-      </w:r>
-      <w:r>
-        <w:t>ate _classify_port; main.py holds only the loop and the summary. parse_port is Lesson 2.11's, with its 1 to 65535 range rule, and raises a ValueError on a failure.</w:t>
+        <w:t>The production-minded version asks the same questions and prints the same summary, but organizes the code into a module and an entry file, as Lesson 2.10 did, and checks the port's range. Its port rules use named constants, as Lesson 2.4's Production-Minded version did, and read_answer now also reports whether the input had ended, as Lesson 2.11's did, so main checks the answers before using them. survey.py holds the named port constants, the Server class, read_answer, parse_port, print_server, and the private _classify_port; main.py holds only the loop and the summary. parse_port is Lesson 2.11's, with its 1 to 65535 range rule, and raises a ValueError on a failure.</w:t>
       </w:r>
     </w:p>
     <w:p>
@@ -19394,10 +19352,7 @@
     </w:p>
     <w:p>
       <w:r>
-        <w:t>Both versions ask the same questions, store the same records in a collection, stop the same way, and print the same summary. The Basic version keeps everything in one file and converts the port inline, so any whole number is accepted. The Production-Minded version moves the record and the functions that read, check, and print the answers into survey.py, keeps only the loop and the summary in main.py, and converts the port with parse_port, which also rejects numbers outside 1 to 65535. It also checks that th</w:t>
-      </w:r>
-      <w:r>
-        <w:t>e input had not ended before each answer arrived; the Basic version leaves that unchecked.</w:t>
+        <w:t>Both versions ask the same questions, store the same records in a collection, stop the same way, and print the same summary. The Basic version keeps everything in one file and converts the port inline, so any whole number is accepted. The Production-Minded version moves the record and the functions that read, check, and print the answers into survey.py, keeps only the loop and the summary in main.py, and converts the port with parse_port, which also rejects numbers outside 1 to 65535. It also checks that the input had not ended before each answer arrived; the Basic version leaves that unchecked.</w:t>
       </w:r>
     </w:p>
     <w:p>
@@ -19425,10 +19380,7 @@
     </w:p>
     <w:p>
       <w:r>
-        <w:t>TypeScript keeps each server's answers in a Server class with one constructor, as in Lesson 2.9, and the collection is a Server[] array that grows with push. The next typed line is undefined, TypeScript's no-value (Lesson 2.8), when input has ended, but a Server's fields are string. The Basic readAnswer therefore checks for undefined and returns empty text instead, so it always returns a string; the Production-Minded readAnswer returns string | undefined, as Lesson 2.11's did. The reader must be closed befo</w:t>
-      </w:r>
-      <w:r>
-        <w:t>re main ends, on the error path too, or the program keeps waiting for input.</w:t>
+        <w:t>TypeScript keeps each server's answers in a Server class with one constructor, as in Lesson 2.9, and the collection is a Server[] array that grows with push. The next typed line is undefined, TypeScript's no-value (Lesson 2.8), when input has ended, but a Server's fields are string. The Basic readAnswer therefore checks for undefined and returns empty text instead, so it always returns a string; the Production-Minded readAnswer returns string | undefined, as Lesson 2.11's did. The reader must be closed before main ends, on the error path too, or the program keeps waiting for input.</w:t>
       </w:r>
     </w:p>
     <w:p>
@@ -20502,10 +20454,7 @@
     </w:p>
     <w:p>
       <w:r>
-        <w:t>The npm check and build steps print their own lines first; those are not part of the program's output. The block runs the program twice. Each run asks its questions one at a time: type each answer and press Enter. After each run, $LASTEXITCODE (echo $? on Linux or macOS) prints the exit code the program ended with. Your screen must show these lines, with the same spelling, spacing, and capitalization. Only the Completed line differs: it shows the moment your survey finished, in UTC, and this sample was take</w:t>
-      </w:r>
-      <w:r>
-        <w:t>n at 12:05 UTC on 2026-09-30.</w:t>
+        <w:t>The npm check and build steps print their own lines first; those are not part of the program's output. The block runs the program twice. Each run asks its questions one at a time: type each answer and press Enter. After each run, $LASTEXITCODE (echo $? on Linux or macOS) prints the exit code the program ended with. Your screen must show these lines, with the same spelling, spacing, and capitalization. Only the Completed line differs: it shows the moment your survey finished, in UTC, and this sample was taken at 12:05 UTC on 2026-09-30.</w:t>
       </w:r>
     </w:p>
     <w:p>
@@ -20866,10 +20815,7 @@
     </w:p>
     <w:p>
       <w:r>
-        <w:t>The production-minded version asks the same questions and prints the same summary, but organizes the code into a module and an entry file, as Lesson 2.10 did, and checks the port's range. Its port rules use named constants, as Lesson 2.4's Production-Minded version did, and readAnswer now also reports whether the input had ended, as Lesson 2.11's did, so main checks the answers before using them. survey.ts exports the Server class, readAnswer, parsePort, and printServer, and keeps classifyPort and the named</w:t>
-      </w:r>
-      <w:r>
-        <w:t xml:space="preserve"> port constants private by not exporting them; main.ts holds only the loop and the summary. parsePort is Lesson 2.11's, with its 1 to 65535 range rule, and throws an Error on a failure.</w:t>
+        <w:t>The production-minded version asks the same questions and prints the same summary, but organizes the code into a module and an entry file, as Lesson 2.10 did, and checks the port's range. Its port rules use named constants, as Lesson 2.4's Production-Minded version did, and readAnswer now also reports whether the input had ended, as Lesson 2.11's did, so main checks the answers before using them. survey.ts exports the Server class, readAnswer, parsePort, and printServer, and keeps classifyPort and the named port constants private by not exporting them; main.ts holds only the loop and the summary. parsePort is Lesson 2.11's, with its 1 to 65535 range rule, and throws an Error on a failure.</w:t>
       </w:r>
     </w:p>
     <w:p>
@@ -22234,10 +22180,7 @@
     </w:p>
     <w:p>
       <w:r>
-        <w:t>The npm check and build steps print their own lines first; those are not part of the program's output. The block runs the program three times. Each run asks its questions one at a time: type each answer and press Enter. After each run, $LASTEXITCODE (echo $? on Linux or macOS) prints the exit code the program ended with. Your screen must show these lines, with the same spelling, spacing, and capitalization. Only the Completed line differs: it shows the moment your survey finished, in UTC, and this sample wa</w:t>
-      </w:r>
-      <w:r>
-        <w:t>s taken at 12:05 UTC on 2026-09-30.</w:t>
+        <w:t>The npm check and build steps print their own lines first; those are not part of the program's output. The block runs the program three times. Each run asks its questions one at a time: type each answer and press Enter. After each run, $LASTEXITCODE (echo $? on Linux or macOS) prints the exit code the program ended with. Your screen must show these lines, with the same spelling, spacing, and capitalization. Only the Completed line differs: it shows the moment your survey finished, in UTC, and this sample was taken at 12:05 UTC on 2026-09-30.</w:t>
       </w:r>
     </w:p>
     <w:p>
@@ -22877,10 +22820,7 @@
     </w:p>
     <w:p>
       <w:r>
-        <w:t>Both versions ask the same questions, store the same records in a collection, stop the same way, and print the same summary. The Basic version keeps everything in one file and converts the port inline, so any whole number is accepted. The Production-Minded version moves the record and the functions that read, check, and print the answers into survey.ts, keeps only the loop and the summary in main.ts, and converts the port with parsePort, which also rejects numbers outside 1 to 65535. It also checks that the</w:t>
-      </w:r>
-      <w:r>
-        <w:t xml:space="preserve"> input had not ended before each answer arrived; the Basic version leaves that unchecked.</w:t>
+        <w:t>Both versions ask the same questions, store the same records in a collection, stop the same way, and print the same summary. The Basic version keeps everything in one file and converts the port inline, so any whole number is accepted. The Production-Minded version moves the record and the functions that read, check, and print the answers into survey.ts, keeps only the loop and the summary in main.ts, and converts the port with parsePort, which also rejects numbers outside 1 to 65535. It also checks that the input had not ended before each answer arrived; the Basic version leaves that unchecked.</w:t>
       </w:r>
     </w:p>
     <w:p>
@@ -23754,10 +23694,7 @@
     </w:p>
     <w:p>
       <w:r>
-        <w:t>This project is the collect, check, store, and report shape that the next projects keep. The System Information Utility, Chapter 2's other project, prints its report with the same summary pattern and time stamp, from facts read from the system instead of typed. The survey forgets its answers when it ends; Chapter 3 fixes that. Lessons 3.1 Create File through 3.4 Append File teach saving text to a file, and Lessons 3.14 CSV Files and 3.15 JSON Files teach saving records in a standard format, so a later versi</w:t>
-      </w:r>
-      <w:r>
-        <w:t>on of this survey could write each Server record as one line. The Chapter 3 Project: Contact Manager then builds a persistent application with the same shape: prompt, check, store records in a collection, and report, plus save and reload. Chapter 4 moves those records into MySQL, one row per record.</w:t>
+        <w:t>This project is the collect, check, store, and report shape that the next projects keep. The System Information Utility, Chapter 2's other project, prints its report with the same summary pattern and time stamp, from facts read from the system instead of typed. The survey forgets its answers when it ends; Chapter 3 fixes that. Lessons 3.1 Create File through 3.4 Append File teach saving text to a file, and Lessons 3.14 CSV Files and 3.15 JSON Files teach saving records in a standard format, so a later version of this survey could write each Server record as one line. The Chapter 3 Project: Contact Manager then builds a persistent application with the same shape: prompt, check, store records in a collection, and report, plus save and reload. Chapter 4 moves those records into MySQL, one row per record.</w:t>
       </w:r>
     </w:p>
     <w:p>

--- a/Volume 1/Chapter 02 - Language Fundamentals/SPA_Vol1_Ch2_Project1_Command_Line_Survey_Application.docx
+++ b/Volume 1/Chapter 02 - Language Fundamentals/SPA_Vol1_Ch2_Project1_Command_Line_Survey_Application.docx
@@ -500,6 +500,7 @@
         <w:pStyle w:val="ListBullet"/>
       </w:pPr>
       <w:r>
+        <w:lastRenderedPageBreak/>
         <w:t>The Basic version is one file. The Production-Minded version is a survey module plus an entry file, with classify_port and the named port constants private to the module.</w:t>
       </w:r>
     </w:p>
@@ -856,6 +857,7 @@
         <w:pStyle w:val="CommandBlock"/>
       </w:pPr>
       <w:r>
+        <w:lastRenderedPageBreak/>
         <w:t>New-Item -ItemType Directory -Force "$HOME\spa\command-line-survey\go\basic" |</w:t>
       </w:r>
     </w:p>
@@ -1234,6 +1236,7 @@
         <w:keepNext/>
       </w:pPr>
       <w:r>
+        <w:lastRenderedPageBreak/>
         <w:t xml:space="preserve">    "src/**/*.ts"</w:t>
       </w:r>
     </w:p>
